--- a/docs/cahier_des_charges_of_event.docx
+++ b/docs/cahier_des_charges_of_event.docx
@@ -4718,7 +4718,953 @@
         <w:pStyle w:val="Heading3"/>
       </w:pPr>
       <w:r>
-        <w:t>2.16 Générateur de variantes d'articles</w:t>
+        <w:t>2.16 Plans de travail journaliers et dashboards superviseur</w:t>
+      </w:r>
+    </w:p>
+    <w:p>
+      <w:r>
+        <w:t>Le système doit produire, pour chaque utilisateur en début de journée</w:t>
+      </w:r>
+    </w:p>
+    <w:p>
+      <w:r>
+        <w:t>(ou sur demande), un plan de travail personnalisé et, pour chaque</w:t>
+      </w:r>
+    </w:p>
+    <w:p>
+      <w:r>
+        <w:t>superviseur, deux dashboards temps réel.</w:t>
+      </w:r>
+    </w:p>
+    <w:p>
+      <w:pPr>
+        <w:pStyle w:val="Heading4"/>
+      </w:pPr>
+      <w:r>
+        <w:t>EF-46 — Plan de travail journalier opérateur</w:t>
+      </w:r>
+    </w:p>
+    <w:p>
+      <w:r>
+        <w:t>Pour chaque opérateur (P4), le système génère un plan basé sur les</w:t>
+      </w:r>
+    </w:p>
+    <w:p>
+      <w:r>
+        <w:rPr>
+          <w:rFonts w:ascii="Consolas" w:hAnsi="Consolas"/>
+          <w:sz w:val="20"/>
+        </w:rPr>
+        <w:t>expected_events</w:t>
+      </w:r>
+      <w:r>
+        <w:t xml:space="preserve"> de la journée sur les workstations qui lui sont</w:t>
+      </w:r>
+    </w:p>
+    <w:p>
+      <w:r>
+        <w:t>assignées.</w:t>
+      </w:r>
+    </w:p>
+    <w:p>
+      <w:r>
+        <w:rPr>
+          <w:b/>
+        </w:rPr>
+        <w:t>Contenu :</w:t>
+      </w:r>
+    </w:p>
+    <w:tbl>
+      <w:tblPr>
+        <w:tblStyle w:val="LightGrid-Accent1"/>
+        <w:tblW w:type="auto" w:w="0"/>
+        <w:tblLook w:firstColumn="1" w:firstRow="1" w:lastColumn="0" w:lastRow="0" w:noHBand="0" w:noVBand="1" w:val="04A0"/>
+      </w:tblPr>
+      <w:tblGrid>
+        <w:gridCol w:w="4320"/>
+        <w:gridCol w:w="4320"/>
+      </w:tblGrid>
+      <w:tr>
+        <w:tc>
+          <w:tcPr>
+            <w:tcW w:type="dxa" w:w="4320"/>
+          </w:tcPr>
+          <w:p>
+            <w:r>
+              <w:rPr>
+                <w:b/>
+              </w:rPr>
+              <w:t>Champ</w:t>
+            </w:r>
+          </w:p>
+        </w:tc>
+        <w:tc>
+          <w:tcPr>
+            <w:tcW w:type="dxa" w:w="4320"/>
+          </w:tcPr>
+          <w:p>
+            <w:r>
+              <w:rPr>
+                <w:b/>
+              </w:rPr>
+              <w:t>Description</w:t>
+            </w:r>
+          </w:p>
+        </w:tc>
+      </w:tr>
+      <w:tr>
+        <w:tc>
+          <w:tcPr>
+            <w:tcW w:type="dxa" w:w="4320"/>
+          </w:tcPr>
+          <w:p>
+            <w:r>
+              <w:t>`expected_time`</w:t>
+            </w:r>
+          </w:p>
+        </w:tc>
+        <w:tc>
+          <w:tcPr>
+            <w:tcW w:type="dxa" w:w="4320"/>
+          </w:tcPr>
+          <w:p>
+            <w:r>
+              <w:t>Heure prévue de l'opération</w:t>
+            </w:r>
+          </w:p>
+        </w:tc>
+      </w:tr>
+      <w:tr>
+        <w:tc>
+          <w:tcPr>
+            <w:tcW w:type="dxa" w:w="4320"/>
+          </w:tcPr>
+          <w:p>
+            <w:r>
+              <w:t>`of_id` + `article_id`</w:t>
+            </w:r>
+          </w:p>
+        </w:tc>
+        <w:tc>
+          <w:tcPr>
+            <w:tcW w:type="dxa" w:w="4320"/>
+          </w:tcPr>
+          <w:p>
+            <w:r>
+              <w:t>OF concerné + article produit</w:t>
+            </w:r>
+          </w:p>
+        </w:tc>
+      </w:tr>
+      <w:tr>
+        <w:tc>
+          <w:tcPr>
+            <w:tcW w:type="dxa" w:w="4320"/>
+          </w:tcPr>
+          <w:p>
+            <w:r>
+              <w:t>`sequence_idx`</w:t>
+            </w:r>
+          </w:p>
+        </w:tc>
+        <w:tc>
+          <w:tcPr>
+            <w:tcW w:type="dxa" w:w="4320"/>
+          </w:tcPr>
+          <w:p>
+            <w:r>
+              <w:t>Étape sur l'OF</w:t>
+            </w:r>
+          </w:p>
+        </w:tc>
+      </w:tr>
+      <w:tr>
+        <w:tc>
+          <w:tcPr>
+            <w:tcW w:type="dxa" w:w="4320"/>
+          </w:tcPr>
+          <w:p>
+            <w:r>
+              <w:t>`qty_expected`</w:t>
+            </w:r>
+          </w:p>
+        </w:tc>
+        <w:tc>
+          <w:tcPr>
+            <w:tcW w:type="dxa" w:w="4320"/>
+          </w:tcPr>
+          <w:p>
+            <w:r>
+              <w:t>Quantité prévue</w:t>
+            </w:r>
+          </w:p>
+        </w:tc>
+      </w:tr>
+      <w:tr>
+        <w:tc>
+          <w:tcPr>
+            <w:tcW w:type="dxa" w:w="4320"/>
+          </w:tcPr>
+          <w:p>
+            <w:r>
+              <w:t>`unit_time_min`</w:t>
+            </w:r>
+          </w:p>
+        </w:tc>
+        <w:tc>
+          <w:tcPr>
+            <w:tcW w:type="dxa" w:w="4320"/>
+          </w:tcPr>
+          <w:p>
+            <w:r>
+              <w:t>Temps standard</w:t>
+            </w:r>
+          </w:p>
+        </w:tc>
+      </w:tr>
+      <w:tr>
+        <w:tc>
+          <w:tcPr>
+            <w:tcW w:type="dxa" w:w="4320"/>
+          </w:tcPr>
+          <w:p>
+            <w:r>
+              <w:t>`status`</w:t>
+            </w:r>
+          </w:p>
+        </w:tc>
+        <w:tc>
+          <w:tcPr>
+            <w:tcW w:type="dxa" w:w="4320"/>
+          </w:tcPr>
+          <w:p>
+            <w:r>
+              <w:t>scheduled / started / finished / blocked</w:t>
+            </w:r>
+          </w:p>
+        </w:tc>
+      </w:tr>
+      <w:tr>
+        <w:tc>
+          <w:tcPr>
+            <w:tcW w:type="dxa" w:w="4320"/>
+          </w:tcPr>
+          <w:p>
+            <w:r>
+              <w:t>`prerequisites_ok`</w:t>
+            </w:r>
+          </w:p>
+        </w:tc>
+        <w:tc>
+          <w:tcPr>
+            <w:tcW w:type="dxa" w:w="4320"/>
+          </w:tcPr>
+          <w:p>
+            <w:r>
+              <w:t>Composants + poste disponibles</w:t>
+            </w:r>
+          </w:p>
+        </w:tc>
+      </w:tr>
+    </w:tbl>
+    <w:p>
+      <w:r>
+        <w:rPr>
+          <w:b/>
+        </w:rPr>
+        <w:t>Comportement :</w:t>
+      </w:r>
+    </w:p>
+    <w:p>
+      <w:pPr>
+        <w:pStyle w:val="ListBullet"/>
+      </w:pPr>
+      <w:r>
+        <w:t>Rafraîchissement automatique (WebSocket / polling ≤ 30 s).</w:t>
+      </w:r>
+    </w:p>
+    <w:p>
+      <w:pPr>
+        <w:pStyle w:val="ListBullet"/>
+      </w:pPr>
+      <w:r>
+        <w:t>Priorisation visuelle (couleurs par urgence, marqueur goulot).</w:t>
+      </w:r>
+    </w:p>
+    <w:p>
+      <w:pPr>
+        <w:pStyle w:val="ListBullet"/>
+      </w:pPr>
+      <w:r>
+        <w:t>Actions directes : start / finish depuis la ligne.</w:t>
+      </w:r>
+    </w:p>
+    <w:p>
+      <w:pPr>
+        <w:pStyle w:val="ListBullet"/>
+      </w:pPr>
+      <w:r>
+        <w:t>Export PDF / impression papier (mode off-line).</w:t>
+      </w:r>
+    </w:p>
+    <w:p>
+      <w:pPr>
+        <w:pStyle w:val="Heading4"/>
+      </w:pPr>
+      <w:r>
+        <w:t>EF-47 — Plan de travail journalier planificateur</w:t>
+      </w:r>
+    </w:p>
+    <w:p>
+      <w:r>
+        <w:t>Pour chaque planificateur (P2), synthèse des actions attendues sur la</w:t>
+      </w:r>
+    </w:p>
+    <w:p>
+      <w:r>
+        <w:t>journée :</w:t>
+      </w:r>
+    </w:p>
+    <w:p>
+      <w:pPr>
+        <w:pStyle w:val="ListBullet"/>
+      </w:pPr>
+      <w:r>
+        <w:t>SOs à confirmer (issues de la zone libre, CTP validées).</w:t>
+      </w:r>
+    </w:p>
+    <w:p>
+      <w:pPr>
+        <w:pStyle w:val="ListBullet"/>
+      </w:pPr>
+      <w:r>
+        <w:t>Contrats de production à signer (bascule zone négociable → gelée).</w:t>
+      </w:r>
+    </w:p>
+    <w:p>
+      <w:pPr>
+        <w:pStyle w:val="ListBullet"/>
+      </w:pPr>
+      <w:r>
+        <w:t>Alertes surcharge CRP à traiter.</w:t>
+      </w:r>
+    </w:p>
+    <w:p>
+      <w:pPr>
+        <w:pStyle w:val="ListBullet"/>
+      </w:pPr>
+      <w:r>
+        <w:t>Suggestions PO ou OFs à valider (issues du MRP).</w:t>
+      </w:r>
+    </w:p>
+    <w:p>
+      <w:pPr>
+        <w:pStyle w:val="ListBullet"/>
+      </w:pPr>
+      <w:r>
+        <w:t>Simulations what-if en cours à finaliser.</w:t>
+      </w:r>
+    </w:p>
+    <w:p>
+      <w:pPr>
+        <w:pStyle w:val="ListBullet"/>
+      </w:pPr>
+      <w:r>
+        <w:t>Suggestions RETEX à examiner.</w:t>
+      </w:r>
+    </w:p>
+    <w:p>
+      <w:r>
+        <w:rPr>
+          <w:b/>
+        </w:rPr>
+        <w:t>Comportement :</w:t>
+      </w:r>
+      <w:r>
+        <w:t xml:space="preserve"> liste triée par priorité (urgence, valeur SO), lien</w:t>
+      </w:r>
+    </w:p>
+    <w:p>
+      <w:r>
+        <w:t>direct vers l'action.</w:t>
+      </w:r>
+    </w:p>
+    <w:p>
+      <w:pPr>
+        <w:pStyle w:val="Heading4"/>
+      </w:pPr>
+      <w:r>
+        <w:t>EF-48 — Dashboard superviseur — Avancement OFs et SOs</w:t>
+      </w:r>
+    </w:p>
+    <w:p>
+      <w:r>
+        <w:t>Pour chaque superviseur / chef d'atelier (P3), une vue temps réel de</w:t>
+      </w:r>
+    </w:p>
+    <w:p>
+      <w:r>
+        <w:t>l'avancement production :</w:t>
+      </w:r>
+    </w:p>
+    <w:p>
+      <w:r>
+        <w:rPr>
+          <w:b/>
+        </w:rPr>
+        <w:t>Bloc OFs :</w:t>
+      </w:r>
+    </w:p>
+    <w:p>
+      <w:pPr>
+        <w:pStyle w:val="ListBullet"/>
+      </w:pPr>
+      <w:r>
+        <w:t>Liste des OFs en cours et planifiés du jour.</w:t>
+      </w:r>
+    </w:p>
+    <w:p>
+      <w:pPr>
+        <w:pStyle w:val="ListBullet"/>
+      </w:pPr>
+      <w:r>
+        <w:t>Colonnes : of_id, article, quantité, WS courante, sequence courante /</w:t>
+      </w:r>
+    </w:p>
+    <w:p>
+      <w:r>
+        <w:t xml:space="preserve">  total, statut, avancement %, ETA fin, SO liée.</w:t>
+      </w:r>
+    </w:p>
+    <w:p>
+      <w:pPr>
+        <w:pStyle w:val="ListBullet"/>
+      </w:pPr>
+      <w:r>
+        <w:t>Filtres : par workstation, par statut, par famille produit.</w:t>
+      </w:r>
+    </w:p>
+    <w:p>
+      <w:pPr>
+        <w:pStyle w:val="ListBullet"/>
+      </w:pPr>
+      <w:r>
+        <w:t>Alertes visuelles : retard, blocage prérequis, écart qualité.</w:t>
+      </w:r>
+    </w:p>
+    <w:p>
+      <w:r>
+        <w:rPr>
+          <w:b/>
+        </w:rPr>
+        <w:t>Bloc SOs :</w:t>
+      </w:r>
+    </w:p>
+    <w:p>
+      <w:pPr>
+        <w:pStyle w:val="ListBullet"/>
+      </w:pPr>
+      <w:r>
+        <w:t>Liste des SOs actives (signées non clôturées).</w:t>
+      </w:r>
+    </w:p>
+    <w:p>
+      <w:pPr>
+        <w:pStyle w:val="ListBullet"/>
+      </w:pPr>
+      <w:r>
+        <w:t>Colonnes : sales_order_id, article, quantité, quantité livrée %,</w:t>
+      </w:r>
+    </w:p>
+    <w:p>
+      <w:r>
+        <w:t xml:space="preserve">  due_date, écart prévu (jours), nb OFs liés (en cours / total).</w:t>
+      </w:r>
+    </w:p>
+    <w:p>
+      <w:pPr>
+        <w:pStyle w:val="ListBullet"/>
+      </w:pPr>
+      <w:r>
+        <w:t>Regroupement possible par client, famille.</w:t>
+      </w:r>
+    </w:p>
+    <w:p>
+      <w:r>
+        <w:rPr>
+          <w:b/>
+        </w:rPr>
+        <w:t>Bloc KPIs jour :</w:t>
+      </w:r>
+    </w:p>
+    <w:p>
+      <w:pPr>
+        <w:pStyle w:val="ListBullet"/>
+      </w:pPr>
+      <w:r>
+        <w:t>OTIF instantané (ratio livraisons jour / prévues jour).</w:t>
+      </w:r>
+    </w:p>
+    <w:p>
+      <w:pPr>
+        <w:pStyle w:val="ListBullet"/>
+      </w:pPr>
+      <w:r>
+        <w:t>Rho goulot courant vs cible.</w:t>
+      </w:r>
+    </w:p>
+    <w:p>
+      <w:pPr>
+        <w:pStyle w:val="ListBullet"/>
+      </w:pPr>
+      <w:r>
+        <w:t>WIP en cours vs plan.</w:t>
+      </w:r>
+    </w:p>
+    <w:p>
+      <w:pPr>
+        <w:pStyle w:val="ListBullet"/>
+      </w:pPr>
+      <w:r>
+        <w:t>Nb déviations ouvertes.</w:t>
+      </w:r>
+    </w:p>
+    <w:p>
+      <w:pPr>
+        <w:pStyle w:val="Heading4"/>
+      </w:pPr>
+      <w:r>
+        <w:t>EF-49 — Dashboard superviseur — Événements réels vs attendus</w:t>
+      </w:r>
+    </w:p>
+    <w:p>
+      <w:r>
+        <w:t>Vue détaillée temps réel des écarts observés dans la journée :</w:t>
+      </w:r>
+    </w:p>
+    <w:p>
+      <w:r>
+        <w:rPr>
+          <w:b/>
+        </w:rPr>
+        <w:t>Bloc événements attendus vs réels :</w:t>
+      </w:r>
+    </w:p>
+    <w:p>
+      <w:r>
+        <w:t xml:space="preserve">Tableau avec 1 ligne par </w:t>
+      </w:r>
+      <w:r>
+        <w:rPr>
+          <w:rFonts w:ascii="Consolas" w:hAnsi="Consolas"/>
+          <w:sz w:val="20"/>
+        </w:rPr>
+        <w:t>expected_event</w:t>
+      </w:r>
+      <w:r>
+        <w:t xml:space="preserve"> de la journée :</w:t>
+      </w:r>
+    </w:p>
+    <w:tbl>
+      <w:tblPr>
+        <w:tblStyle w:val="LightGrid-Accent1"/>
+        <w:tblW w:type="auto" w:w="0"/>
+        <w:tblLook w:firstColumn="1" w:firstRow="1" w:lastColumn="0" w:lastRow="0" w:noHBand="0" w:noVBand="1" w:val="04A0"/>
+      </w:tblPr>
+      <w:tblGrid>
+        <w:gridCol w:w="4320"/>
+        <w:gridCol w:w="4320"/>
+      </w:tblGrid>
+      <w:tr>
+        <w:tc>
+          <w:tcPr>
+            <w:tcW w:type="dxa" w:w="4320"/>
+          </w:tcPr>
+          <w:p>
+            <w:r>
+              <w:rPr>
+                <w:b/>
+              </w:rPr>
+              <w:t>Colonne</w:t>
+            </w:r>
+          </w:p>
+        </w:tc>
+        <w:tc>
+          <w:tcPr>
+            <w:tcW w:type="dxa" w:w="4320"/>
+          </w:tcPr>
+          <w:p>
+            <w:r>
+              <w:rPr>
+                <w:b/>
+              </w:rPr>
+              <w:t>Description</w:t>
+            </w:r>
+          </w:p>
+        </w:tc>
+      </w:tr>
+      <w:tr>
+        <w:tc>
+          <w:tcPr>
+            <w:tcW w:type="dxa" w:w="4320"/>
+          </w:tcPr>
+          <w:p>
+            <w:r>
+              <w:t>`expected_time`</w:t>
+            </w:r>
+          </w:p>
+        </w:tc>
+        <w:tc>
+          <w:tcPr>
+            <w:tcW w:type="dxa" w:w="4320"/>
+          </w:tcPr>
+          <w:p>
+            <w:r>
+              <w:t>Heure prévue</w:t>
+            </w:r>
+          </w:p>
+        </w:tc>
+      </w:tr>
+      <w:tr>
+        <w:tc>
+          <w:tcPr>
+            <w:tcW w:type="dxa" w:w="4320"/>
+          </w:tcPr>
+          <w:p>
+            <w:r>
+              <w:t>`actual_time`</w:t>
+            </w:r>
+          </w:p>
+        </w:tc>
+        <w:tc>
+          <w:tcPr>
+            <w:tcW w:type="dxa" w:w="4320"/>
+          </w:tcPr>
+          <w:p>
+            <w:r>
+              <w:t>Heure réelle (vide si non produit)</w:t>
+            </w:r>
+          </w:p>
+        </w:tc>
+      </w:tr>
+      <w:tr>
+        <w:tc>
+          <w:tcPr>
+            <w:tcW w:type="dxa" w:w="4320"/>
+          </w:tcPr>
+          <w:p>
+            <w:r>
+              <w:t>`of_id` + `operation`</w:t>
+            </w:r>
+          </w:p>
+        </w:tc>
+        <w:tc>
+          <w:tcPr>
+            <w:tcW w:type="dxa" w:w="4320"/>
+          </w:tcPr>
+          <w:p>
+            <w:r>
+              <w:t>OF + opération</w:t>
+            </w:r>
+          </w:p>
+        </w:tc>
+      </w:tr>
+      <w:tr>
+        <w:tc>
+          <w:tcPr>
+            <w:tcW w:type="dxa" w:w="4320"/>
+          </w:tcPr>
+          <w:p>
+            <w:r>
+              <w:t>`qty_expected`</w:t>
+            </w:r>
+          </w:p>
+        </w:tc>
+        <w:tc>
+          <w:tcPr>
+            <w:tcW w:type="dxa" w:w="4320"/>
+          </w:tcPr>
+          <w:p>
+            <w:r>
+              <w:t>Quantité prévue</w:t>
+            </w:r>
+          </w:p>
+        </w:tc>
+      </w:tr>
+      <w:tr>
+        <w:tc>
+          <w:tcPr>
+            <w:tcW w:type="dxa" w:w="4320"/>
+          </w:tcPr>
+          <w:p>
+            <w:r>
+              <w:t>`qty_actual`</w:t>
+            </w:r>
+          </w:p>
+        </w:tc>
+        <w:tc>
+          <w:tcPr>
+            <w:tcW w:type="dxa" w:w="4320"/>
+          </w:tcPr>
+          <w:p>
+            <w:r>
+              <w:t>Quantité observée</w:t>
+            </w:r>
+          </w:p>
+        </w:tc>
+      </w:tr>
+      <w:tr>
+        <w:tc>
+          <w:tcPr>
+            <w:tcW w:type="dxa" w:w="4320"/>
+          </w:tcPr>
+          <w:p>
+            <w:r>
+              <w:t>`delta_time_min`</w:t>
+            </w:r>
+          </w:p>
+        </w:tc>
+        <w:tc>
+          <w:tcPr>
+            <w:tcW w:type="dxa" w:w="4320"/>
+          </w:tcPr>
+          <w:p>
+            <w:r>
+              <w:t>Écart temporel (min)</w:t>
+            </w:r>
+          </w:p>
+        </w:tc>
+      </w:tr>
+      <w:tr>
+        <w:tc>
+          <w:tcPr>
+            <w:tcW w:type="dxa" w:w="4320"/>
+          </w:tcPr>
+          <w:p>
+            <w:r>
+              <w:t>`delta_qty`</w:t>
+            </w:r>
+          </w:p>
+        </w:tc>
+        <w:tc>
+          <w:tcPr>
+            <w:tcW w:type="dxa" w:w="4320"/>
+          </w:tcPr>
+          <w:p>
+            <w:r>
+              <w:t>Écart quantité</w:t>
+            </w:r>
+          </w:p>
+        </w:tc>
+      </w:tr>
+      <w:tr>
+        <w:tc>
+          <w:tcPr>
+            <w:tcW w:type="dxa" w:w="4320"/>
+          </w:tcPr>
+          <w:p>
+            <w:r>
+              <w:t>`deviation_kind`</w:t>
+            </w:r>
+          </w:p>
+        </w:tc>
+        <w:tc>
+          <w:tcPr>
+            <w:tcW w:type="dxa" w:w="4320"/>
+          </w:tcPr>
+          <w:p>
+            <w:r>
+              <w:t>Nature écart (time / qty / missing / unexpected)</w:t>
+            </w:r>
+          </w:p>
+        </w:tc>
+      </w:tr>
+      <w:tr>
+        <w:tc>
+          <w:tcPr>
+            <w:tcW w:type="dxa" w:w="4320"/>
+          </w:tcPr>
+          <w:p>
+            <w:r>
+              <w:t>`is_absorbed`</w:t>
+            </w:r>
+          </w:p>
+        </w:tc>
+        <w:tc>
+          <w:tcPr>
+            <w:tcW w:type="dxa" w:w="4320"/>
+          </w:tcPr>
+          <w:p>
+            <w:r>
+              <w:t>Absorbé CPM</w:t>
+            </w:r>
+          </w:p>
+        </w:tc>
+      </w:tr>
+      <w:tr>
+        <w:tc>
+          <w:tcPr>
+            <w:tcW w:type="dxa" w:w="4320"/>
+          </w:tcPr>
+          <w:p>
+            <w:r>
+              <w:t>`action_level`</w:t>
+            </w:r>
+          </w:p>
+        </w:tc>
+        <w:tc>
+          <w:tcPr>
+            <w:tcW w:type="dxa" w:w="4320"/>
+          </w:tcPr>
+          <w:p>
+            <w:r>
+              <w:t>inform / watch / correct_local / ...</w:t>
+            </w:r>
+          </w:p>
+        </w:tc>
+      </w:tr>
+      <w:tr>
+        <w:tc>
+          <w:tcPr>
+            <w:tcW w:type="dxa" w:w="4320"/>
+          </w:tcPr>
+          <w:p>
+            <w:r>
+              <w:t>`source_decision`</w:t>
+            </w:r>
+          </w:p>
+        </w:tc>
+        <w:tc>
+          <w:tcPr>
+            <w:tcW w:type="dxa" w:w="4320"/>
+          </w:tcPr>
+          <w:p>
+            <w:r>
+              <w:t>tolerance / memory_shortcut</w:t>
+            </w:r>
+          </w:p>
+        </w:tc>
+      </w:tr>
+    </w:tbl>
+    <w:p>
+      <w:r>
+        <w:rPr>
+          <w:b/>
+        </w:rPr>
+        <w:t>Filtres :</w:t>
+      </w:r>
+      <w:r>
+        <w:t xml:space="preserve"> par workstation, par sévérité (action_level), par SO</w:t>
+      </w:r>
+    </w:p>
+    <w:p>
+      <w:r>
+        <w:t>peggée, par plage horaire.</w:t>
+      </w:r>
+    </w:p>
+    <w:p>
+      <w:r>
+        <w:rPr>
+          <w:b/>
+        </w:rPr>
+        <w:t>Regroupements agrégés :</w:t>
+      </w:r>
+    </w:p>
+    <w:p>
+      <w:pPr>
+        <w:pStyle w:val="ListBullet"/>
+      </w:pPr>
+      <w:r>
+        <w:t>Nb déviations par kind sur la journée.</w:t>
+      </w:r>
+    </w:p>
+    <w:p>
+      <w:pPr>
+        <w:pStyle w:val="ListBullet"/>
+      </w:pPr>
+      <w:r>
+        <w:t>Top 5 workstations en dérive.</w:t>
+      </w:r>
+    </w:p>
+    <w:p>
+      <w:pPr>
+        <w:pStyle w:val="ListBullet"/>
+      </w:pPr>
+      <w:r>
+        <w:t>Distribution action_level.</w:t>
+      </w:r>
+    </w:p>
+    <w:p>
+      <w:pPr>
+        <w:pStyle w:val="ListBullet"/>
+      </w:pPr>
+      <w:r>
+        <w:t xml:space="preserve">Ratio </w:t>
+      </w:r>
+      <w:r>
+        <w:rPr>
+          <w:rFonts w:ascii="Consolas" w:hAnsi="Consolas"/>
+          <w:sz w:val="20"/>
+        </w:rPr>
+        <w:t>memory_shortcut</w:t>
+      </w:r>
+      <w:r>
+        <w:t xml:space="preserve"> / </w:t>
+      </w:r>
+      <w:r>
+        <w:rPr>
+          <w:rFonts w:ascii="Consolas" w:hAnsi="Consolas"/>
+          <w:sz w:val="20"/>
+        </w:rPr>
+        <w:t>tolerance</w:t>
+      </w:r>
+      <w:r>
+        <w:t xml:space="preserve"> (efficacité V13.C).</w:t>
+      </w:r>
+    </w:p>
+    <w:p>
+      <w:r>
+        <w:rPr>
+          <w:b/>
+        </w:rPr>
+        <w:t>Actions directes :</w:t>
+      </w:r>
+    </w:p>
+    <w:p>
+      <w:pPr>
+        <w:pStyle w:val="ListBullet"/>
+      </w:pPr>
+      <w:r>
+        <w:t>Ouvrir le détail d'une déviation → causes racines + décision</w:t>
+      </w:r>
+    </w:p>
+    <w:p>
+      <w:r>
+        <w:t xml:space="preserve">  courante.</w:t>
+      </w:r>
+    </w:p>
+    <w:p>
+      <w:pPr>
+        <w:pStyle w:val="ListBullet"/>
+      </w:pPr>
+      <w:r>
+        <w:t>Surcharger une action recommandée (US-19).</w:t>
+      </w:r>
+    </w:p>
+    <w:p>
+      <w:pPr>
+        <w:pStyle w:val="ListBullet"/>
+      </w:pPr>
+      <w:r>
+        <w:t>Marquer une déviation comme « traitée » manuellement.</w:t>
+      </w:r>
+    </w:p>
+    <w:p>
+      <w:pPr>
+        <w:pStyle w:val="Heading3"/>
+      </w:pPr>
+      <w:r>
+        <w:t>2.17 Générateur de variantes d'articles</w:t>
       </w:r>
     </w:p>
     <w:p>

--- a/docs/cahier_des_charges_of_event.docx
+++ b/docs/cahier_des_charges_of_event.docx
@@ -2509,17 +2509,320 @@
         <w:pStyle w:val="Heading4"/>
       </w:pPr>
       <w:r>
-        <w:t>EF-16 — Analyse causes</w:t>
-      </w:r>
-    </w:p>
-    <w:p>
-      <w:r>
-        <w:t>Pour chaque déviation non absorbée, le moteur attache les causes</w:t>
-      </w:r>
-    </w:p>
-    <w:p>
-      <w:r>
-        <w:t>racines candidates (rule-based : R-RC-XX) avec score de vraisemblance.</w:t>
+        <w:t>EF-16 — Matrice d'analyse des causes racines</w:t>
+      </w:r>
+    </w:p>
+    <w:p>
+      <w:r>
+        <w:t xml:space="preserve">Le système entretient une </w:t>
+      </w:r>
+      <w:r>
+        <w:rPr>
+          <w:b/>
+        </w:rPr>
+        <w:t>matrice de règles de causes racines</w:t>
+      </w:r>
+    </w:p>
+    <w:p>
+      <w:r>
+        <w:t xml:space="preserve">(rule-based) associant chaque </w:t>
+      </w:r>
+      <w:r>
+        <w:rPr>
+          <w:rFonts w:ascii="Consolas" w:hAnsi="Consolas"/>
+          <w:sz w:val="20"/>
+        </w:rPr>
+        <w:t>deviation_kind</w:t>
+      </w:r>
+      <w:r>
+        <w:t xml:space="preserve"> à un ensemble de causes</w:t>
+      </w:r>
+    </w:p>
+    <w:p>
+      <w:r>
+        <w:t>candidates, avec score de vraisemblance.</w:t>
+      </w:r>
+    </w:p>
+    <w:p>
+      <w:r>
+        <w:rPr>
+          <w:b/>
+        </w:rPr>
+        <w:t>Modèle de données :</w:t>
+      </w:r>
+    </w:p>
+    <w:tbl>
+      <w:tblPr>
+        <w:tblStyle w:val="LightGrid-Accent1"/>
+        <w:tblW w:type="auto" w:w="0"/>
+        <w:tblLook w:firstColumn="1" w:firstRow="1" w:lastColumn="0" w:lastRow="0" w:noHBand="0" w:noVBand="1" w:val="04A0"/>
+      </w:tblPr>
+      <w:tblGrid>
+        <w:gridCol w:w="4320"/>
+        <w:gridCol w:w="4320"/>
+      </w:tblGrid>
+      <w:tr>
+        <w:tc>
+          <w:tcPr>
+            <w:tcW w:type="dxa" w:w="4320"/>
+          </w:tcPr>
+          <w:p>
+            <w:r>
+              <w:rPr>
+                <w:b/>
+              </w:rPr>
+              <w:t>Objet</w:t>
+            </w:r>
+          </w:p>
+        </w:tc>
+        <w:tc>
+          <w:tcPr>
+            <w:tcW w:type="dxa" w:w="4320"/>
+          </w:tcPr>
+          <w:p>
+            <w:r>
+              <w:rPr>
+                <w:b/>
+              </w:rPr>
+              <w:t>Description</w:t>
+            </w:r>
+          </w:p>
+        </w:tc>
+      </w:tr>
+      <w:tr>
+        <w:tc>
+          <w:tcPr>
+            <w:tcW w:type="dxa" w:w="4320"/>
+          </w:tcPr>
+          <w:p>
+            <w:r>
+              <w:t>`cause_rules`</w:t>
+            </w:r>
+          </w:p>
+        </w:tc>
+        <w:tc>
+          <w:tcPr>
+            <w:tcW w:type="dxa" w:w="4320"/>
+          </w:tcPr>
+          <w:p>
+            <w:r>
+              <w:t>Table des règles R-RC-XX (id, kind cible, expression prédicat, score de base, active)</w:t>
+            </w:r>
+          </w:p>
+        </w:tc>
+      </w:tr>
+      <w:tr>
+        <w:tc>
+          <w:tcPr>
+            <w:tcW w:type="dxa" w:w="4320"/>
+          </w:tcPr>
+          <w:p>
+            <w:r>
+              <w:t>`event_deviation_causes`</w:t>
+            </w:r>
+          </w:p>
+        </w:tc>
+        <w:tc>
+          <w:tcPr>
+            <w:tcW w:type="dxa" w:w="4320"/>
+          </w:tcPr>
+          <w:p>
+            <w:r>
+              <w:t>Liaison déviation ↔ cause avec score final calculé</w:t>
+            </w:r>
+          </w:p>
+        </w:tc>
+      </w:tr>
+      <w:tr>
+        <w:tc>
+          <w:tcPr>
+            <w:tcW w:type="dxa" w:w="4320"/>
+          </w:tcPr>
+          <w:p>
+            <w:r>
+              <w:t>`top_causes_across_deviations`</w:t>
+            </w:r>
+          </w:p>
+        </w:tc>
+        <w:tc>
+          <w:tcPr>
+            <w:tcW w:type="dxa" w:w="4320"/>
+          </w:tcPr>
+          <w:p>
+            <w:r>
+              <w:t>Agrégat matriciel pour le RETEX (cf. §2.15)</w:t>
+            </w:r>
+          </w:p>
+        </w:tc>
+      </w:tr>
+    </w:tbl>
+    <w:p>
+      <w:r>
+        <w:rPr>
+          <w:b/>
+        </w:rPr>
+        <w:t>Comportement :</w:t>
+      </w:r>
+    </w:p>
+    <w:p>
+      <w:pPr>
+        <w:pStyle w:val="ListBullet"/>
+      </w:pPr>
+      <w:r>
+        <w:t xml:space="preserve">Pour chaque déviation non absorbée, </w:t>
+      </w:r>
+      <w:r>
+        <w:rPr>
+          <w:rFonts w:ascii="Consolas" w:hAnsi="Consolas"/>
+          <w:sz w:val="20"/>
+        </w:rPr>
+        <w:t>attach_causes_to_deviation</w:t>
+      </w:r>
+    </w:p>
+    <w:p>
+      <w:r>
+        <w:t xml:space="preserve">  parcourt la matrice et attache toutes les causes actives dont le</w:t>
+      </w:r>
+    </w:p>
+    <w:p>
+      <w:r>
+        <w:t xml:space="preserve">  prédicat s'évalue à vrai.</w:t>
+      </w:r>
+    </w:p>
+    <w:p>
+      <w:pPr>
+        <w:pStyle w:val="ListBullet"/>
+      </w:pPr>
+      <w:r>
+        <w:t>Le score final tient compte du contexte (heure, workstation,</w:t>
+      </w:r>
+    </w:p>
+    <w:p>
+      <w:r>
+        <w:t xml:space="preserve">  historique) via le prédicat de la règle.</w:t>
+      </w:r>
+    </w:p>
+    <w:p>
+      <w:pPr>
+        <w:pStyle w:val="ListBullet"/>
+      </w:pPr>
+      <w:r>
+        <w:t xml:space="preserve">La matrice est </w:t>
+      </w:r>
+      <w:r>
+        <w:rPr>
+          <w:b/>
+        </w:rPr>
+        <w:t>paramétrable</w:t>
+      </w:r>
+      <w:r>
+        <w:t xml:space="preserve"> (ajout / désactivation de règles</w:t>
+      </w:r>
+    </w:p>
+    <w:p>
+      <w:r>
+        <w:t xml:space="preserve">  R-RC-XX sans redéploiement).</w:t>
+      </w:r>
+    </w:p>
+    <w:p>
+      <w:pPr>
+        <w:pStyle w:val="ListBullet"/>
+      </w:pPr>
+      <w:r>
+        <w:t xml:space="preserve">Le RETEX (§2.15) exploite </w:t>
+      </w:r>
+      <w:r>
+        <w:rPr>
+          <w:rFonts w:ascii="Consolas" w:hAnsi="Consolas"/>
+          <w:sz w:val="20"/>
+        </w:rPr>
+        <w:t>top_causes_across_deviations</w:t>
+      </w:r>
+      <w:r>
+        <w:t xml:space="preserve"> pour</w:t>
+      </w:r>
+    </w:p>
+    <w:p>
+      <w:r>
+        <w:t xml:space="preserve">  identifier les patterns récurrents.</w:t>
+      </w:r>
+    </w:p>
+    <w:p>
+      <w:r>
+        <w:rPr>
+          <w:b/>
+        </w:rPr>
+        <w:t>Note d'implémentation</w:t>
+      </w:r>
+      <w:r>
+        <w:t xml:space="preserve"> : </w:t>
+      </w:r>
+      <w:r>
+        <w:rPr>
+          <w:rFonts w:ascii="Consolas" w:hAnsi="Consolas"/>
+          <w:sz w:val="20"/>
+        </w:rPr>
+        <w:t>apply_cpm_absorption</w:t>
+      </w:r>
+      <w:r>
+        <w:t xml:space="preserve"> (module</w:t>
+      </w:r>
+    </w:p>
+    <w:p>
+      <w:r>
+        <w:rPr>
+          <w:rFonts w:ascii="Consolas" w:hAnsi="Consolas"/>
+          <w:sz w:val="20"/>
+        </w:rPr>
+        <w:t>events_v3/cpm.py</w:t>
+      </w:r>
+      <w:r>
+        <w:t>) est défini mais **n'est actuellement pas invoqué</w:t>
+      </w:r>
+    </w:p>
+    <w:p>
+      <w:r>
+        <w:t xml:space="preserve">dans le runner** ; le champ </w:t>
+      </w:r>
+      <w:r>
+        <w:rPr>
+          <w:rFonts w:ascii="Consolas" w:hAnsi="Consolas"/>
+          <w:sz w:val="20"/>
+        </w:rPr>
+        <w:t>event_deviations.is_absorbed</w:t>
+      </w:r>
+      <w:r>
+        <w:t xml:space="preserve"> reste</w:t>
+      </w:r>
+    </w:p>
+    <w:p>
+      <w:r>
+        <w:t xml:space="preserve">donc systématiquement à </w:t>
+      </w:r>
+      <w:r>
+        <w:rPr>
+          <w:rFonts w:ascii="Consolas" w:hAnsi="Consolas"/>
+          <w:sz w:val="20"/>
+        </w:rPr>
+        <w:t>false</w:t>
+      </w:r>
+      <w:r>
+        <w:t>. Cette pré-filtre CPM (absorption</w:t>
+      </w:r>
+    </w:p>
+    <w:p>
+      <w:r>
+        <w:t>des petits deltas dans la marge de slack) est à re-wire dans le</w:t>
+      </w:r>
+    </w:p>
+    <w:p>
+      <w:r>
+        <w:t>runner pour être fonctionnellement actif ; c'est un point technique</w:t>
+      </w:r>
+    </w:p>
+    <w:p>
+      <w:r>
+        <w:t>à corriger dans la phase déploiement.</w:t>
       </w:r>
     </w:p>
     <w:p>
@@ -8165,6 +8468,1039 @@
       </w:r>
       <w:r>
         <w:t>).</w:t>
+      </w:r>
+    </w:p>
+    <w:p>
+      <w:pPr>
+        <w:pStyle w:val="Heading2"/>
+      </w:pPr>
+      <w:r>
+        <w:t>6bis. Roadmap incrémentale de déploiement (Étapes 0 à 5)</w:t>
+      </w:r>
+    </w:p>
+    <w:p>
+      <w:r>
+        <w:t>L'implantation de la couche de gestion événementielle est **découpée</w:t>
+      </w:r>
+    </w:p>
+    <w:p>
+      <w:r>
+        <w:t>en 6 étapes** (0 à 5) qui livrent chacune une valeur mesurable et</w:t>
+      </w:r>
+    </w:p>
+    <w:p>
+      <w:r>
+        <w:t>constituent des points de sortie possibles selon le ROI observé.</w:t>
+      </w:r>
+    </w:p>
+    <w:p>
+      <w:r>
+        <w:t>Cette progression est validée par l'étude expérimentale de</w:t>
+      </w:r>
+    </w:p>
+    <w:p>
+      <w:r>
+        <w:t>composition additive : chaque étape ajoute une brique et le passage</w:t>
+      </w:r>
+    </w:p>
+    <w:p>
+      <w:r>
+        <w:t>Étape 0 → Étape 1 capture à lui seul ~90 % du gain nervosité mesuré.</w:t>
+      </w:r>
+    </w:p>
+    <w:p>
+      <w:r>
+        <w:rPr>
+          <w:b/>
+        </w:rPr>
+        <w:t>Note terminologique</w:t>
+      </w:r>
+      <w:r>
+        <w:t xml:space="preserve"> : ces étapes de déploiement (0-5) ne doivent</w:t>
+      </w:r>
+    </w:p>
+    <w:p>
+      <w:r>
+        <w:t>pas être confondues avec les gates doctrinales P1-P4 (promotion,</w:t>
+      </w:r>
+    </w:p>
+    <w:p>
+      <w:r>
+        <w:t>lissage, freeze, clôture) qui constituent le cycle interne d'une</w:t>
+      </w:r>
+    </w:p>
+    <w:p>
+      <w:r>
+        <w:t>demande.</w:t>
+      </w:r>
+    </w:p>
+    <w:p>
+      <w:pPr>
+        <w:pStyle w:val="Heading3"/>
+      </w:pPr>
+      <w:r>
+        <w:t>Étape 0 — Baseline OF pur</w:t>
+      </w:r>
+    </w:p>
+    <w:p>
+      <w:pPr>
+        <w:pStyle w:val="ListBullet"/>
+      </w:pPr>
+      <w:r>
+        <w:rPr>
+          <w:b/>
+        </w:rPr>
+        <w:t>Livrable</w:t>
+      </w:r>
+      <w:r>
+        <w:t xml:space="preserve"> : mesures QCDS de référence sur ligne existante.</w:t>
+      </w:r>
+    </w:p>
+    <w:p>
+      <w:pPr>
+        <w:pStyle w:val="ListBullet"/>
+      </w:pPr>
+      <w:r>
+        <w:rPr>
+          <w:b/>
+        </w:rPr>
+        <w:t>Valeur</w:t>
+      </w:r>
+      <w:r>
+        <w:t xml:space="preserve"> : identifier écart avec objectifs cibles.</w:t>
+      </w:r>
+    </w:p>
+    <w:p>
+      <w:pPr>
+        <w:pStyle w:val="ListBullet"/>
+      </w:pPr>
+      <w:r>
+        <w:rPr>
+          <w:b/>
+        </w:rPr>
+        <w:t>Coût</w:t>
+      </w:r>
+      <w:r>
+        <w:t xml:space="preserve"> : nul (état actuel).</w:t>
+      </w:r>
+    </w:p>
+    <w:p>
+      <w:pPr>
+        <w:pStyle w:val="ListBullet"/>
+      </w:pPr>
+      <w:r>
+        <w:rPr>
+          <w:b/>
+        </w:rPr>
+        <w:t>Durée</w:t>
+      </w:r>
+      <w:r>
+        <w:t xml:space="preserve"> : 2-4 semaines de mesure.</w:t>
+      </w:r>
+    </w:p>
+    <w:p>
+      <w:pPr>
+        <w:pStyle w:val="Heading3"/>
+      </w:pPr>
+      <w:r>
+        <w:t>Étape 1 — Event capture + boucle physique corrective</w:t>
+      </w:r>
+    </w:p>
+    <w:p>
+      <w:pPr>
+        <w:pStyle w:val="ListBullet"/>
+      </w:pPr>
+      <w:r>
+        <w:rPr>
+          <w:b/>
+        </w:rPr>
+        <w:t>Livrable</w:t>
+      </w:r>
+      <w:r>
+        <w:t xml:space="preserve"> : capture continue expected/actual + boucle</w:t>
+      </w:r>
+    </w:p>
+    <w:p>
+      <w:r>
+        <w:t xml:space="preserve">  </w:t>
+      </w:r>
+      <w:r>
+        <w:rPr>
+          <w:rFonts w:ascii="Consolas" w:hAnsi="Consolas"/>
+          <w:sz w:val="20"/>
+        </w:rPr>
+        <w:t>_apply_corrective_actions</w:t>
+      </w:r>
+      <w:r>
+        <w:t xml:space="preserve"> (L5.2 + L8.1).</w:t>
+      </w:r>
+    </w:p>
+    <w:p>
+      <w:pPr>
+        <w:pStyle w:val="ListBullet"/>
+      </w:pPr>
+      <w:r>
+        <w:rPr>
+          <w:b/>
+        </w:rPr>
+        <w:t>Valeur</w:t>
+      </w:r>
+      <w:r>
+        <w:t xml:space="preserve"> : ~ </w:t>
+      </w:r>
+      <w:r>
+        <w:rPr>
+          <w:b/>
+        </w:rPr>
+        <w:t>90 % du gain final</w:t>
+      </w:r>
+      <w:r>
+        <w:t xml:space="preserve"> en nervosité (−80 %) ;</w:t>
+      </w:r>
+    </w:p>
+    <w:p>
+      <w:r>
+        <w:t xml:space="preserve">  base pour toutes les étapes suivantes.</w:t>
+      </w:r>
+    </w:p>
+    <w:p>
+      <w:pPr>
+        <w:pStyle w:val="ListBullet"/>
+      </w:pPr>
+      <w:r>
+        <w:rPr>
+          <w:b/>
+        </w:rPr>
+        <w:t>Coût</w:t>
+      </w:r>
+      <w:r>
+        <w:t xml:space="preserve"> : enrichissement MES (start/finish OP, saisie NC),</w:t>
+      </w:r>
+    </w:p>
+    <w:p>
+      <w:r>
+        <w:t xml:space="preserve">  formation opérateurs.</w:t>
+      </w:r>
+    </w:p>
+    <w:p>
+      <w:pPr>
+        <w:pStyle w:val="ListBullet"/>
+      </w:pPr>
+      <w:r>
+        <w:rPr>
+          <w:b/>
+        </w:rPr>
+        <w:t>Durée</w:t>
+      </w:r>
+      <w:r>
+        <w:t xml:space="preserve"> : 8-12 semaines.</w:t>
+      </w:r>
+    </w:p>
+    <w:p>
+      <w:pPr>
+        <w:pStyle w:val="Heading3"/>
+      </w:pPr>
+      <w:r>
+        <w:t>Étape 2 — Filtre dual tolérances (data-driven)</w:t>
+      </w:r>
+    </w:p>
+    <w:p>
+      <w:pPr>
+        <w:pStyle w:val="ListBullet"/>
+      </w:pPr>
+      <w:r>
+        <w:rPr>
+          <w:b/>
+        </w:rPr>
+        <w:t>Livrable</w:t>
+      </w:r>
+      <w:r>
+        <w:t xml:space="preserve"> : filtre dual </w:t>
+      </w:r>
+      <w:r>
+        <w:rPr>
+          <w:rFonts w:ascii="Consolas" w:hAnsi="Consolas"/>
+          <w:sz w:val="20"/>
+        </w:rPr>
+        <w:t>evaluate_dual_tolerance</w:t>
+      </w:r>
+      <w:r>
+        <w:t xml:space="preserve"> avec seuils</w:t>
+      </w:r>
+    </w:p>
+    <w:p>
+      <w:r>
+        <w:t xml:space="preserve">  calibrés en table </w:t>
+      </w:r>
+      <w:r>
+        <w:rPr>
+          <w:rFonts w:ascii="Consolas" w:hAnsi="Consolas"/>
+          <w:sz w:val="20"/>
+        </w:rPr>
+        <w:t>parameters</w:t>
+      </w:r>
+      <w:r>
+        <w:t xml:space="preserve"> ; actions correct_local /</w:t>
+      </w:r>
+    </w:p>
+    <w:p>
+      <w:r>
+        <w:t xml:space="preserve">  replan_local wireées.</w:t>
+      </w:r>
+    </w:p>
+    <w:p>
+      <w:pPr>
+        <w:pStyle w:val="ListBullet"/>
+      </w:pPr>
+      <w:r>
+        <w:rPr>
+          <w:b/>
+        </w:rPr>
+        <w:t>Valeur</w:t>
+      </w:r>
+      <w:r>
+        <w:t xml:space="preserve"> : </w:t>
+      </w:r>
+      <w:r>
+        <w:rPr>
+          <w:b/>
+        </w:rPr>
+        <w:t>Δ€/u −4 %</w:t>
+      </w:r>
+      <w:r>
+        <w:t>, ΔOTIF +0.4 pp (mesuré ablation × 4</w:t>
+      </w:r>
+    </w:p>
+    <w:p>
+      <w:r>
+        <w:t xml:space="preserve">  niveaux stress).</w:t>
+      </w:r>
+    </w:p>
+    <w:p>
+      <w:pPr>
+        <w:pStyle w:val="ListBullet"/>
+      </w:pPr>
+      <w:r>
+        <w:rPr>
+          <w:b/>
+        </w:rPr>
+        <w:t>Coût</w:t>
+      </w:r>
+      <w:r>
+        <w:t xml:space="preserve"> : calibration seuils avec équipe planification ; UX</w:t>
+      </w:r>
+    </w:p>
+    <w:p>
+      <w:r>
+        <w:t xml:space="preserve">  planificateur pour surcharger action.</w:t>
+      </w:r>
+    </w:p>
+    <w:p>
+      <w:pPr>
+        <w:pStyle w:val="ListBullet"/>
+      </w:pPr>
+      <w:r>
+        <w:rPr>
+          <w:b/>
+        </w:rPr>
+        <w:t>Durée</w:t>
+      </w:r>
+      <w:r>
+        <w:t xml:space="preserve"> : 4-6 semaines.</w:t>
+      </w:r>
+    </w:p>
+    <w:p>
+      <w:pPr>
+        <w:pStyle w:val="Heading3"/>
+      </w:pPr>
+      <w:r>
+        <w:t>Étape 3 — Matrice causes racines + apprentissage boucle longue</w:t>
+      </w:r>
+    </w:p>
+    <w:p>
+      <w:pPr>
+        <w:pStyle w:val="ListBullet"/>
+      </w:pPr>
+      <w:r>
+        <w:rPr>
+          <w:b/>
+        </w:rPr>
+        <w:t>Livrable</w:t>
+      </w:r>
+      <w:r>
+        <w:t xml:space="preserve"> : base R-RC-XX (règles), UI consultation matrice,</w:t>
+      </w:r>
+    </w:p>
+    <w:p>
+      <w:r>
+        <w:t xml:space="preserve">  </w:t>
+      </w:r>
+      <w:r>
+        <w:rPr>
+          <w:rFonts w:ascii="Consolas" w:hAnsi="Consolas"/>
+          <w:sz w:val="20"/>
+        </w:rPr>
+        <w:t>update_parameter_from_learning</w:t>
+      </w:r>
+      <w:r>
+        <w:t xml:space="preserve"> gouverné.</w:t>
+      </w:r>
+    </w:p>
+    <w:p>
+      <w:pPr>
+        <w:pStyle w:val="ListBullet"/>
+      </w:pPr>
+      <w:r>
+        <w:rPr>
+          <w:b/>
+        </w:rPr>
+        <w:t>Valeur</w:t>
+      </w:r>
+      <w:r>
+        <w:t xml:space="preserve"> : capitalisation RETEX ; suggestions d'ajustement</w:t>
+      </w:r>
+    </w:p>
+    <w:p>
+      <w:r>
+        <w:t xml:space="preserve">  paramètres data-driven.</w:t>
+      </w:r>
+    </w:p>
+    <w:p>
+      <w:pPr>
+        <w:pStyle w:val="ListBullet"/>
+      </w:pPr>
+      <w:r>
+        <w:rPr>
+          <w:b/>
+        </w:rPr>
+        <w:t>Coût</w:t>
+      </w:r>
+      <w:r>
+        <w:t xml:space="preserve"> : constitution base de règles ; gouvernance MDM sur les</w:t>
+      </w:r>
+    </w:p>
+    <w:p>
+      <w:r>
+        <w:t xml:space="preserve">  paramètres actifs.</w:t>
+      </w:r>
+    </w:p>
+    <w:p>
+      <w:pPr>
+        <w:pStyle w:val="ListBullet"/>
+      </w:pPr>
+      <w:r>
+        <w:rPr>
+          <w:b/>
+        </w:rPr>
+        <w:t>Durée</w:t>
+      </w:r>
+      <w:r>
+        <w:t xml:space="preserve"> : 6-8 semaines.</w:t>
+      </w:r>
+    </w:p>
+    <w:p>
+      <w:pPr>
+        <w:pStyle w:val="Heading3"/>
+      </w:pPr>
+      <w:r>
+        <w:t>Étape 4 — Filtre dual mémoire + V13.C skip-latency</w:t>
+      </w:r>
+    </w:p>
+    <w:p>
+      <w:pPr>
+        <w:pStyle w:val="ListBullet"/>
+      </w:pPr>
+      <w:r>
+        <w:rPr>
+          <w:b/>
+        </w:rPr>
+        <w:t>Livrable</w:t>
+      </w:r>
+      <w:r>
+        <w:t xml:space="preserve"> : capture P4 systématique, </w:t>
+      </w:r>
+      <w:r>
+        <w:rPr>
+          <w:rFonts w:ascii="Consolas" w:hAnsi="Consolas"/>
+          <w:sz w:val="20"/>
+        </w:rPr>
+        <w:t>try_memory_shortcut</w:t>
+      </w:r>
+    </w:p>
+    <w:p>
+      <w:r>
+        <w:t xml:space="preserve">  actif sous flag.</w:t>
+      </w:r>
+    </w:p>
+    <w:p>
+      <w:pPr>
+        <w:pStyle w:val="ListBullet"/>
+      </w:pPr>
+      <w:r>
+        <w:rPr>
+          <w:b/>
+        </w:rPr>
+        <w:t>Valeur</w:t>
+      </w:r>
+      <w:r>
+        <w:t xml:space="preserve"> : préparation maturité data-driven long terme</w:t>
+      </w:r>
+    </w:p>
+    <w:p>
+      <w:r>
+        <w:t xml:space="preserve">  (bénéfice marginal en volume court, mesurable après 6-12 mois</w:t>
+      </w:r>
+    </w:p>
+    <w:p>
+      <w:r>
+        <w:t xml:space="preserve">  d'exploitation).</w:t>
+      </w:r>
+    </w:p>
+    <w:p>
+      <w:pPr>
+        <w:pStyle w:val="ListBullet"/>
+      </w:pPr>
+      <w:r>
+        <w:rPr>
+          <w:b/>
+        </w:rPr>
+        <w:t>Coût</w:t>
+      </w:r>
+      <w:r>
+        <w:t xml:space="preserve"> : volumétrie historique ; gouvernance des recettes</w:t>
+      </w:r>
+    </w:p>
+    <w:p>
+      <w:r>
+        <w:t xml:space="preserve">  retenues.</w:t>
+      </w:r>
+    </w:p>
+    <w:p>
+      <w:pPr>
+        <w:pStyle w:val="ListBullet"/>
+      </w:pPr>
+      <w:r>
+        <w:rPr>
+          <w:b/>
+        </w:rPr>
+        <w:t>Durée</w:t>
+      </w:r>
+      <w:r>
+        <w:t xml:space="preserve"> : 4 semaines + montée en charge.</w:t>
+      </w:r>
+    </w:p>
+    <w:p>
+      <w:pPr>
+        <w:pStyle w:val="Heading3"/>
+      </w:pPr>
+      <w:r>
+        <w:t>Étape 5 — Delta engine + matrice sélecteur d'algo</w:t>
+      </w:r>
+    </w:p>
+    <w:p>
+      <w:pPr>
+        <w:pStyle w:val="ListBullet"/>
+      </w:pPr>
+      <w:r>
+        <w:rPr>
+          <w:b/>
+        </w:rPr>
+        <w:t>Livrable</w:t>
+      </w:r>
+      <w:r>
+        <w:t xml:space="preserve"> : </w:t>
+      </w:r>
+      <w:r>
+        <w:rPr>
+          <w:rFonts w:ascii="Consolas" w:hAnsi="Consolas"/>
+          <w:sz w:val="20"/>
+        </w:rPr>
+        <w:t>delta_engine</w:t>
+      </w:r>
+      <w:r>
+        <w:t xml:space="preserve"> de V12.3 (deltas + queue</w:t>
+      </w:r>
+    </w:p>
+    <w:p>
+      <w:r>
+        <w:t xml:space="preserve">  d'approbation) + matrice sélecteur V12.5 (fast / balanced /</w:t>
+      </w:r>
+    </w:p>
+    <w:p>
+      <w:r>
+        <w:t xml:space="preserve">  quality).</w:t>
+      </w:r>
+    </w:p>
+    <w:p>
+      <w:pPr>
+        <w:pStyle w:val="ListBullet"/>
+      </w:pPr>
+      <w:r>
+        <w:rPr>
+          <w:b/>
+        </w:rPr>
+        <w:t>Valeur</w:t>
+      </w:r>
+      <w:r>
+        <w:t xml:space="preserve"> : automatisation des approbations pour actions</w:t>
+      </w:r>
+    </w:p>
+    <w:p>
+      <w:r>
+        <w:t xml:space="preserve">  répétitives ; adaptation profil algo au contexte.</w:t>
+      </w:r>
+    </w:p>
+    <w:p>
+      <w:pPr>
+        <w:pStyle w:val="ListBullet"/>
+      </w:pPr>
+      <w:r>
+        <w:rPr>
+          <w:b/>
+        </w:rPr>
+        <w:t>Coût</w:t>
+      </w:r>
+      <w:r>
+        <w:t xml:space="preserve"> : workflow humain / audit log ; formation superviseurs.</w:t>
+      </w:r>
+    </w:p>
+    <w:p>
+      <w:pPr>
+        <w:pStyle w:val="ListBullet"/>
+      </w:pPr>
+      <w:r>
+        <w:rPr>
+          <w:b/>
+        </w:rPr>
+        <w:t>Durée</w:t>
+      </w:r>
+      <w:r>
+        <w:t xml:space="preserve"> : 6-8 semaines.</w:t>
+      </w:r>
+    </w:p>
+    <w:p>
+      <w:pPr>
+        <w:pStyle w:val="Heading3"/>
+      </w:pPr>
+      <w:r>
+        <w:t>Tableau récapitulatif ROI par étape</w:t>
+      </w:r>
+    </w:p>
+    <w:tbl>
+      <w:tblPr>
+        <w:tblStyle w:val="LightGrid-Accent1"/>
+        <w:tblW w:type="auto" w:w="0"/>
+        <w:tblLook w:firstColumn="1" w:firstRow="1" w:lastColumn="0" w:lastRow="0" w:noHBand="0" w:noVBand="1" w:val="04A0"/>
+      </w:tblPr>
+      <w:tblGrid>
+        <w:gridCol w:w="1728"/>
+        <w:gridCol w:w="1728"/>
+        <w:gridCol w:w="1728"/>
+        <w:gridCol w:w="1728"/>
+        <w:gridCol w:w="1728"/>
+      </w:tblGrid>
+      <w:tr>
+        <w:tc>
+          <w:tcPr>
+            <w:tcW w:type="dxa" w:w="1728"/>
+          </w:tcPr>
+          <w:p>
+            <w:r>
+              <w:rPr>
+                <w:b/>
+              </w:rPr>
+              <w:t>Étape</w:t>
+            </w:r>
+          </w:p>
+        </w:tc>
+        <w:tc>
+          <w:tcPr>
+            <w:tcW w:type="dxa" w:w="1728"/>
+          </w:tcPr>
+          <w:p>
+            <w:r>
+              <w:rPr>
+                <w:b/>
+              </w:rPr>
+              <w:t>Valeur cumulée</w:t>
+            </w:r>
+          </w:p>
+        </w:tc>
+        <w:tc>
+          <w:tcPr>
+            <w:tcW w:type="dxa" w:w="1728"/>
+          </w:tcPr>
+          <w:p>
+            <w:r>
+              <w:rPr>
+                <w:b/>
+              </w:rPr>
+              <w:t>Coût</w:t>
+            </w:r>
+          </w:p>
+        </w:tc>
+        <w:tc>
+          <w:tcPr>
+            <w:tcW w:type="dxa" w:w="1728"/>
+          </w:tcPr>
+          <w:p>
+            <w:r>
+              <w:rPr>
+                <w:b/>
+              </w:rPr>
+              <w:t>Durée</w:t>
+            </w:r>
+          </w:p>
+        </w:tc>
+        <w:tc>
+          <w:tcPr>
+            <w:tcW w:type="dxa" w:w="1728"/>
+          </w:tcPr>
+          <w:p>
+            <w:r>
+              <w:rPr>
+                <w:b/>
+              </w:rPr>
+              <w:t>Point d'arrêt possible</w:t>
+            </w:r>
+          </w:p>
+        </w:tc>
+      </w:tr>
+      <w:tr>
+        <w:tc>
+          <w:tcPr>
+            <w:tcW w:type="dxa" w:w="1728"/>
+          </w:tcPr>
+          <w:p>
+            <w:r>
+              <w:t>0</w:t>
+            </w:r>
+          </w:p>
+        </w:tc>
+        <w:tc>
+          <w:tcPr>
+            <w:tcW w:type="dxa" w:w="1728"/>
+          </w:tcPr>
+          <w:p>
+            <w:r>
+              <w:t>Mesure baseline</w:t>
+            </w:r>
+          </w:p>
+        </w:tc>
+        <w:tc>
+          <w:tcPr>
+            <w:tcW w:type="dxa" w:w="1728"/>
+          </w:tcPr>
+          <w:p>
+            <w:r>
+              <w:t>Nul</w:t>
+            </w:r>
+          </w:p>
+        </w:tc>
+        <w:tc>
+          <w:tcPr>
+            <w:tcW w:type="dxa" w:w="1728"/>
+          </w:tcPr>
+          <w:p>
+            <w:r>
+              <w:t>2-4 sem</w:t>
+            </w:r>
+          </w:p>
+        </w:tc>
+        <w:tc>
+          <w:tcPr>
+            <w:tcW w:type="dxa" w:w="1728"/>
+          </w:tcPr>
+          <w:p>
+            <w:r>
+              <w:t>—</w:t>
+            </w:r>
+          </w:p>
+        </w:tc>
+      </w:tr>
+      <w:tr>
+        <w:tc>
+          <w:tcPr>
+            <w:tcW w:type="dxa" w:w="1728"/>
+          </w:tcPr>
+          <w:p>
+            <w:r>
+              <w:t>**1**</w:t>
+            </w:r>
+          </w:p>
+        </w:tc>
+        <w:tc>
+          <w:tcPr>
+            <w:tcW w:type="dxa" w:w="1728"/>
+          </w:tcPr>
+          <w:p>
+            <w:r>
+              <w:t>**−80 % nervosité**</w:t>
+            </w:r>
+          </w:p>
+        </w:tc>
+        <w:tc>
+          <w:tcPr>
+            <w:tcW w:type="dxa" w:w="1728"/>
+          </w:tcPr>
+          <w:p>
+            <w:r>
+              <w:t>Fort</w:t>
+            </w:r>
+          </w:p>
+        </w:tc>
+        <w:tc>
+          <w:tcPr>
+            <w:tcW w:type="dxa" w:w="1728"/>
+          </w:tcPr>
+          <w:p>
+            <w:r>
+              <w:t>8-12 sem</w:t>
+            </w:r>
+          </w:p>
+        </w:tc>
+        <w:tc>
+          <w:tcPr>
+            <w:tcW w:type="dxa" w:w="1728"/>
+          </w:tcPr>
+          <w:p>
+            <w:r>
+              <w:t>Non (fondation)</w:t>
+            </w:r>
+          </w:p>
+        </w:tc>
+      </w:tr>
+      <w:tr>
+        <w:tc>
+          <w:tcPr>
+            <w:tcW w:type="dxa" w:w="1728"/>
+          </w:tcPr>
+          <w:p>
+            <w:r>
+              <w:t>2</w:t>
+            </w:r>
+          </w:p>
+        </w:tc>
+        <w:tc>
+          <w:tcPr>
+            <w:tcW w:type="dxa" w:w="1728"/>
+          </w:tcPr>
+          <w:p>
+            <w:r>
+              <w:t>−4 % €/u</w:t>
+            </w:r>
+          </w:p>
+        </w:tc>
+        <w:tc>
+          <w:tcPr>
+            <w:tcW w:type="dxa" w:w="1728"/>
+          </w:tcPr>
+          <w:p>
+            <w:r>
+              <w:t>Moyen</w:t>
+            </w:r>
+          </w:p>
+        </w:tc>
+        <w:tc>
+          <w:tcPr>
+            <w:tcW w:type="dxa" w:w="1728"/>
+          </w:tcPr>
+          <w:p>
+            <w:r>
+              <w:t>4-6 sem</w:t>
+            </w:r>
+          </w:p>
+        </w:tc>
+        <w:tc>
+          <w:tcPr>
+            <w:tcW w:type="dxa" w:w="1728"/>
+          </w:tcPr>
+          <w:p>
+            <w:r>
+              <w:t>Oui si ROI atteint</w:t>
+            </w:r>
+          </w:p>
+        </w:tc>
+      </w:tr>
+      <w:tr>
+        <w:tc>
+          <w:tcPr>
+            <w:tcW w:type="dxa" w:w="1728"/>
+          </w:tcPr>
+          <w:p>
+            <w:r>
+              <w:t>3</w:t>
+            </w:r>
+          </w:p>
+        </w:tc>
+        <w:tc>
+          <w:tcPr>
+            <w:tcW w:type="dxa" w:w="1728"/>
+          </w:tcPr>
+          <w:p>
+            <w:r>
+              <w:t>RETEX + amélioration continue</w:t>
+            </w:r>
+          </w:p>
+        </w:tc>
+        <w:tc>
+          <w:tcPr>
+            <w:tcW w:type="dxa" w:w="1728"/>
+          </w:tcPr>
+          <w:p>
+            <w:r>
+              <w:t>Moyen</w:t>
+            </w:r>
+          </w:p>
+        </w:tc>
+        <w:tc>
+          <w:tcPr>
+            <w:tcW w:type="dxa" w:w="1728"/>
+          </w:tcPr>
+          <w:p>
+            <w:r>
+              <w:t>6-8 sem</w:t>
+            </w:r>
+          </w:p>
+        </w:tc>
+        <w:tc>
+          <w:tcPr>
+            <w:tcW w:type="dxa" w:w="1728"/>
+          </w:tcPr>
+          <w:p>
+            <w:r>
+              <w:t>Oui</w:t>
+            </w:r>
+          </w:p>
+        </w:tc>
+      </w:tr>
+      <w:tr>
+        <w:tc>
+          <w:tcPr>
+            <w:tcW w:type="dxa" w:w="1728"/>
+          </w:tcPr>
+          <w:p>
+            <w:r>
+              <w:t>4</w:t>
+            </w:r>
+          </w:p>
+        </w:tc>
+        <w:tc>
+          <w:tcPr>
+            <w:tcW w:type="dxa" w:w="1728"/>
+          </w:tcPr>
+          <w:p>
+            <w:r>
+              <w:t>Maturité data-driven</w:t>
+            </w:r>
+          </w:p>
+        </w:tc>
+        <w:tc>
+          <w:tcPr>
+            <w:tcW w:type="dxa" w:w="1728"/>
+          </w:tcPr>
+          <w:p>
+            <w:r>
+              <w:t>Faible</w:t>
+            </w:r>
+          </w:p>
+        </w:tc>
+        <w:tc>
+          <w:tcPr>
+            <w:tcW w:type="dxa" w:w="1728"/>
+          </w:tcPr>
+          <w:p>
+            <w:r>
+              <w:t>4 sem+</w:t>
+            </w:r>
+          </w:p>
+        </w:tc>
+        <w:tc>
+          <w:tcPr>
+            <w:tcW w:type="dxa" w:w="1728"/>
+          </w:tcPr>
+          <w:p>
+            <w:r>
+              <w:t>Oui</w:t>
+            </w:r>
+          </w:p>
+        </w:tc>
+      </w:tr>
+      <w:tr>
+        <w:tc>
+          <w:tcPr>
+            <w:tcW w:type="dxa" w:w="1728"/>
+          </w:tcPr>
+          <w:p>
+            <w:r>
+              <w:t>5</w:t>
+            </w:r>
+          </w:p>
+        </w:tc>
+        <w:tc>
+          <w:tcPr>
+            <w:tcW w:type="dxa" w:w="1728"/>
+          </w:tcPr>
+          <w:p>
+            <w:r>
+              <w:t>Automatisation avancée</w:t>
+            </w:r>
+          </w:p>
+        </w:tc>
+        <w:tc>
+          <w:tcPr>
+            <w:tcW w:type="dxa" w:w="1728"/>
+          </w:tcPr>
+          <w:p>
+            <w:r>
+              <w:t>Moyen</w:t>
+            </w:r>
+          </w:p>
+        </w:tc>
+        <w:tc>
+          <w:tcPr>
+            <w:tcW w:type="dxa" w:w="1728"/>
+          </w:tcPr>
+          <w:p>
+            <w:r>
+              <w:t>6-8 sem</w:t>
+            </w:r>
+          </w:p>
+        </w:tc>
+        <w:tc>
+          <w:tcPr>
+            <w:tcW w:type="dxa" w:w="1728"/>
+          </w:tcPr>
+          <w:p>
+            <w:r>
+              <w:t>Oui</w:t>
+            </w:r>
+          </w:p>
+        </w:tc>
+      </w:tr>
+    </w:tbl>
+    <w:p>
+      <w:r>
+        <w:t xml:space="preserve">Étape 1 est </w:t>
+      </w:r>
+      <w:r>
+        <w:rPr>
+          <w:b/>
+        </w:rPr>
+        <w:t>impérative</w:t>
+      </w:r>
+      <w:r>
+        <w:t xml:space="preserve"> ; les étapes 2 à 5 sont **capitalisables</w:t>
+      </w:r>
+    </w:p>
+    <w:p>
+      <w:r>
+        <w:t>indépendamment** et peuvent être livrées selon la maturité de</w:t>
+      </w:r>
+    </w:p>
+    <w:p>
+      <w:r>
+        <w:t>l'organisation.</w:t>
       </w:r>
     </w:p>
     <w:p>
